--- a/examples/custom/doc/02-custom-filter.docx
+++ b/examples/custom/doc/02-custom-filter.docx
@@ -1196,7 +1196,7 @@
               <a:graphicData uri="http://schemas.openxmlformats.org/drawingml/2006/picture">
                 <pic:pic>
                   <pic:nvPicPr>
-                    <pic:cNvPr descr="/home/gpca/tspredit/examples/custom/doc/02-custom-filter_files/c26d949e6baad426fc7a21a7beafcfb1acaaa682.png" id="11" name="Picture"/>
+                    <pic:cNvPr descr="C:\Git\cefet-rj-dal\tspredit\examples\custom\doc\02-custom-filter_files/7eb3159d02c3a9fb6cb89e0f0026a99fc1e427f7.png" id="11" name="Picture"/>
                     <pic:cNvPicPr>
                       <a:picLocks noChangeArrowheads="1" noChangeAspect="1"/>
                     </pic:cNvPicPr>
@@ -1857,7 +1857,7 @@
         <w:rPr>
           <w:rStyle w:val="VerbatimChar"/>
         </w:rPr>
-        <w:t xml:space="preserve">##         mse     smape        R2</w:t>
+        <w:t xml:space="preserve">##          mse    smape        R2</w:t>
       </w:r>
       <w:r>
         <w:br/>
@@ -1866,7 +1866,7 @@
         <w:rPr>
           <w:rStyle w:val="VerbatimChar"/>
         </w:rPr>
-        <w:t xml:space="preserve">## 1 0.0312947 0.8513416 0.7297061</w:t>
+        <w:t xml:space="preserve">## 1 0.03120786 0.851367 0.7304561</w:t>
       </w:r>
     </w:p>
     <w:p>

--- a/examples/custom/doc/02-custom-filter.docx
+++ b/examples/custom/doc/02-custom-filter.docx
@@ -1196,7 +1196,7 @@
               <a:graphicData uri="http://schemas.openxmlformats.org/drawingml/2006/picture">
                 <pic:pic>
                   <pic:nvPicPr>
-                    <pic:cNvPr descr="C:\Git\cefet-rj-dal\tspredit\examples\custom\doc\02-custom-filter_files/7eb3159d02c3a9fb6cb89e0f0026a99fc1e427f7.png" id="11" name="Picture"/>
+                    <pic:cNvPr descr="C:\Git\dal\tspredit\examples\custom\doc\02-custom-filter_files/7eb3159d02c3a9fb6cb89e0f0026a99fc1e427f7.png" id="11" name="Picture"/>
                     <pic:cNvPicPr>
                       <a:picLocks noChangeArrowheads="1" noChangeAspect="1"/>
                     </pic:cNvPicPr>

--- a/examples/custom/doc/02-custom-filter.docx
+++ b/examples/custom/doc/02-custom-filter.docx
@@ -1196,7 +1196,7 @@
               <a:graphicData uri="http://schemas.openxmlformats.org/drawingml/2006/picture">
                 <pic:pic>
                   <pic:nvPicPr>
-                    <pic:cNvPr descr="C:\Git\dal\tspredit\examples\custom\doc\02-custom-filter_files/7eb3159d02c3a9fb6cb89e0f0026a99fc1e427f7.png" id="11" name="Picture"/>
+                    <pic:cNvPr descr="/home/gpca/tspredit/examples/custom/doc/02-custom-filter_files/c26d949e6baad426fc7a21a7beafcfb1acaaa682.png" id="11" name="Picture"/>
                     <pic:cNvPicPr>
                       <a:picLocks noChangeArrowheads="1" noChangeAspect="1"/>
                     </pic:cNvPicPr>
@@ -1857,7 +1857,7 @@
         <w:rPr>
           <w:rStyle w:val="VerbatimChar"/>
         </w:rPr>
-        <w:t xml:space="preserve">##          mse    smape        R2</w:t>
+        <w:t xml:space="preserve">##         mse     smape        R2</w:t>
       </w:r>
       <w:r>
         <w:br/>
@@ -1866,7 +1866,7 @@
         <w:rPr>
           <w:rStyle w:val="VerbatimChar"/>
         </w:rPr>
-        <w:t xml:space="preserve">## 1 0.03120786 0.851367 0.7304561</w:t>
+        <w:t xml:space="preserve">## 1 0.0312947 0.8513416 0.7297061</w:t>
       </w:r>
     </w:p>
     <w:p>
